--- a/az/discovery-articles/4.7 DNT-nin quruluşu və molekulyar genetika.docx
+++ b/az/discovery-articles/4.7 DNT-nin quruluşu və molekulyar genetika.docx
@@ -4,564 +4,374 @@
   <w:body>
     <w:p>
       <w:pPr>
-        <w:keepNext/>
-        <w:spacing w:before="280" w:after="120"/>
+        <w:pStyle w:val="Title"/>
+        <w:widowControl/>
       </w:pPr>
       <w:r>
-        <w:rPr>
-          <w:rFonts w:ascii="Calibri" w:hAnsi="Calibri" w:eastAsia="Calibri"/>
-          <w:b/>
-          <w:i w:val="0"/>
-          <w:color w:val="004E8C"/>
-          <w:sz w:val="44"/>
-        </w:rPr>
         <w:t>4.7 DNT-nin quruluşu və molekulyar genetika</w:t>
       </w:r>
     </w:p>
     <w:p>
       <w:pPr>
-        <w:spacing w:after="80"/>
+        <w:keepNext/>
+        <w:widowControl/>
       </w:pPr>
       <w:r>
         <w:rPr>
-          <w:rFonts w:ascii="Calibri" w:hAnsi="Calibri" w:eastAsia="Calibri"/>
-          <w:b w:val="0"/>
-          <w:i/>
-          <w:color w:val="505050"/>
-          <w:sz w:val="22"/>
+          <w:sz w:val="20"/>
         </w:rPr>
-        <w:t>4. Tibb, biologiya və ictimai sağlamlıq</w:t>
-      </w:r>
-    </w:p>
-    <w:p>
-      <w:pPr>
-        <w:spacing w:after="200"/>
-      </w:pPr>
-      <w:r>
-        <w:rPr>
-          <w:rFonts w:ascii="Calibri" w:hAnsi="Calibri" w:eastAsia="Calibri"/>
-          <w:b w:val="0"/>
-          <w:i/>
-          <w:sz w:val="22"/>
-        </w:rPr>
-        <w:t>Dövr: 1953-cü il (Uotson və Krikin ikiqat spiral modeli); bu nəticəyə Everinin 1944-cü il tədqiqatı və Franklinin rentgen şüaları ilə apardığı işlər zəmin yaradıb | Əsas simalar: Ceyms Uotson, Frensis Krik; Rozalind Franklin (rentgen kristalloqrafiyası); Ervin Çarqaff; Osvald Everi</w:t>
-      </w:r>
-    </w:p>
-    <w:p>
-      <w:pPr>
-        <w:spacing w:after="160" w:line="276" w:lineRule="auto"/>
-      </w:pPr>
-      <w:r>
-        <w:rPr>
-          <w:rFonts w:ascii="Calibri" w:hAnsi="Calibri" w:eastAsia="Calibri"/>
-          <w:b w:val="0"/>
-          <w:i w:val="0"/>
-          <w:sz w:val="22"/>
-        </w:rPr>
-        <w:t>DNT irsi məlumatı daşıyan uzun molekuldur; onun ikiqat spiral quruluşu bu məlumatın necə köçürüldüyünü izah etdi. 1953-cü ildə müəyyənləşdirilən bu quruluş molekulyar genetikanın əsasını qoydu.</w:t>
+        <w:t>4 Tibb biologiya və ictimai səhiyyə</w:t>
       </w:r>
     </w:p>
     <w:p>
       <w:pPr>
         <w:keepNext/>
-        <w:spacing w:before="240" w:after="120"/>
+        <w:widowControl/>
       </w:pPr>
       <w:r>
         <w:rPr>
-          <w:rFonts w:ascii="Calibri" w:hAnsi="Calibri" w:eastAsia="Calibri"/>
-          <w:b/>
-          <w:i w:val="0"/>
-          <w:color w:val="004E8C"/>
-          <w:sz w:val="28"/>
+          <w:sz w:val="20"/>
         </w:rPr>
-        <w:t>Əsas faktlar</w:t>
+        <w:t>Dövr: 1953-cü il (Uotson və Krikin ikiqat spiral modeli); əvvəlki əsaslar — Everinin 1944-cü il işi və Franklinin rentgen tədqiqatları | Əsas şəxslər: Ceyms Uotson, Frensis Krik; Rozalind Franklin (rentgen kristalloqrafiyası); Ervin Çarqaff; Osvald Everi</w:t>
+      </w:r>
+    </w:p>
+    <w:p>
+      <w:pPr>
+        <w:widowControl/>
+      </w:pPr>
+      <w:r>
+        <w:t>Dezoksiribonuklein turşusu — DNT — genetik məlumatı daşıyan uzun molekuldur. Onun ikiqat spiral quruluşu bu məlumatın necə köçürüldüyünü izah etdi. 1953-cü ildə müəyyənləşdirilən quruluş molekulyar genetikaya yol açdı.</w:t>
+      </w:r>
+    </w:p>
+    <w:p>
+      <w:pPr>
+        <w:pStyle w:val="Heading1"/>
+        <w:widowControl/>
+      </w:pPr>
+      <w:r>
+        <w:t>Əsas məlumatlar</w:t>
       </w:r>
     </w:p>
     <w:p>
       <w:pPr>
         <w:pStyle w:val="ListBullet"/>
+        <w:widowControl/>
       </w:pPr>
       <w:r>
-        <w:rPr>
-          <w:rFonts w:ascii="Calibri" w:hAnsi="Calibri" w:eastAsia="Calibri"/>
-          <w:b w:val="0"/>
-          <w:i w:val="0"/>
-          <w:sz w:val="22"/>
-        </w:rPr>
-        <w:t>Osvald Everinin qrupu 1944-cü ildə irsi məlumatın DNT vasitəsilə daşına bildiyini göstərib</w:t>
+        <w:t>Osvald Everinin qrupu 1944-cü ildə DNT-nin irsi məlumat daşıya bildiyini göstərdi.</w:t>
       </w:r>
     </w:p>
     <w:p>
       <w:pPr>
         <w:pStyle w:val="ListBullet"/>
+        <w:widowControl/>
       </w:pPr>
       <w:r>
-        <w:rPr>
-          <w:rFonts w:ascii="Calibri" w:hAnsi="Calibri" w:eastAsia="Calibri"/>
-          <w:b w:val="0"/>
-          <w:i w:val="0"/>
-          <w:sz w:val="22"/>
-        </w:rPr>
-        <w:t>Rozalind Franklin və Moris Uilkins həlledici rentgen-difraksiya məlumatları əldə ediblər</w:t>
+        <w:t>Rozalind Franklin və Moris Uilkins həlledici rentgen məlumatları əldə etdilər.</w:t>
       </w:r>
     </w:p>
     <w:p>
       <w:pPr>
         <w:pStyle w:val="ListBullet"/>
+        <w:widowControl/>
       </w:pPr>
       <w:r>
-        <w:rPr>
-          <w:rFonts w:ascii="Calibri" w:hAnsi="Calibri" w:eastAsia="Calibri"/>
-          <w:b w:val="0"/>
-          <w:i w:val="0"/>
-          <w:sz w:val="22"/>
-        </w:rPr>
-        <w:t>Ceyms Uotson və Frensis Krik 1953-cü ildə ikiqat spiral modelini irəli sürüblər</w:t>
+        <w:t>Ceyms Uotson və Frensis Krik 1953-cü ildə ikiqat spiral modelini irəli sürdülər.</w:t>
       </w:r>
     </w:p>
     <w:p>
       <w:pPr>
         <w:pStyle w:val="ListBullet"/>
+        <w:widowControl/>
       </w:pPr>
       <w:r>
-        <w:rPr>
-          <w:rFonts w:ascii="Calibri" w:hAnsi="Calibri" w:eastAsia="Calibri"/>
-          <w:b w:val="0"/>
-          <w:i w:val="0"/>
-          <w:sz w:val="22"/>
-        </w:rPr>
-        <w:t>Azotlu əsasların cütləşməsi (A–T, G–C) DNT-nin dəqiq surətdə köçürülməsini izah edir</w:t>
+        <w:t>Əsasların cütləşməsi — A–T və G–C — məlumatın dəqiq köçürülməsini izah edir.</w:t>
       </w:r>
     </w:p>
     <w:p>
       <w:pPr>
         <w:pStyle w:val="ListBullet"/>
+        <w:widowControl/>
       </w:pPr>
       <w:r>
-        <w:rPr>
-          <w:rFonts w:ascii="Calibri" w:hAnsi="Calibri" w:eastAsia="Calibri"/>
-          <w:b w:val="0"/>
-          <w:i w:val="0"/>
-          <w:sz w:val="22"/>
-        </w:rPr>
-        <w:t>DNT-nin quruluşunun müəyyənləşdirilməsi genlərin mücərrəd amillər deyil, konkret kimyəvi quruluşlar kimi qəbul olunmasına yol açıb</w:t>
+        <w:t>Bu quruluş genləri mücərrəd amillərdən konkret kimyəvi obyektlərə çevirdi.</w:t>
       </w:r>
     </w:p>
     <w:p>
       <w:pPr>
-        <w:keepNext/>
-        <w:spacing w:before="240" w:after="120"/>
+        <w:pStyle w:val="Heading1"/>
+        <w:widowControl/>
       </w:pPr>
       <w:r>
-        <w:rPr>
-          <w:rFonts w:ascii="Calibri" w:hAnsi="Calibri" w:eastAsia="Calibri"/>
-          <w:b/>
-          <w:i w:val="0"/>
-          <w:color w:val="004E8C"/>
-          <w:sz w:val="28"/>
-        </w:rPr>
         <w:t>Bu nədir</w:t>
       </w:r>
     </w:p>
     <w:p>
       <w:pPr>
-        <w:spacing w:after="160" w:line="276" w:lineRule="auto"/>
+        <w:widowControl/>
       </w:pPr>
       <w:r>
-        <w:rPr>
-          <w:rFonts w:ascii="Calibri" w:hAnsi="Calibri" w:eastAsia="Calibri"/>
-          <w:b w:val="0"/>
-          <w:i w:val="0"/>
-          <w:sz w:val="22"/>
-        </w:rPr>
-        <w:t>DNT (dezoksiribonuklein turşusu) orqanizmin qurulması və fəaliyyəti üçün lazım olan məlumatı hüceyrələrdə saxlayan uzun molekuldur. Onun forması ikiqat spiral adlanır: iki zəncir burulmuş nərdivan kimi bir-birinə dolanır. Nərdivanın pillələrini kimyəvi “hərflərin” cütləri təşkil edir — A həmişə T ilə, G isə C ilə birləşir. Zəncirlər ayrıldıqda hər biri öz surətinin yaranmasına əsas verir. Molekulyar genetika bu hərflərdəki məlumatın əlamətlərə necə çevrildiyini öyrənir. Sadə dillə desək, DNT hüceyrənin köçürə bildiyi yazılı təlimatdır.</w:t>
+        <w:t>DNT hüceyrələrdə olan, orqanizmin qurulması və fəaliyyəti üçün məlumat saxlayan uzun molekuldur. Onun forması ikiqat spiraldır: iki zəncir spiral pilləkən kimi bir-birinə dolanır. Pillələr kimyəvi «hərflərin» cütlərindən ibarətdir: A ilə T, G ilə C. Zəncirlər ayrıldıqda məlumat köçürülə bilir. Molekulyar genetika bu hərflərdəki məlumatın əlamətlərdə necə üzə çıxdığını öyrənir. Sadə dillə, DNT hüceyrənin surətini çıxara bildiyi yazılı təlimata bənzəyir.</w:t>
       </w:r>
     </w:p>
     <w:p>
       <w:pPr>
-        <w:keepNext/>
-        <w:spacing w:before="240" w:after="120"/>
+        <w:pStyle w:val="Heading1"/>
+        <w:widowControl/>
       </w:pPr>
       <w:r>
-        <w:rPr>
-          <w:rFonts w:ascii="Calibri" w:hAnsi="Calibri" w:eastAsia="Calibri"/>
-          <w:b/>
-          <w:i w:val="0"/>
-          <w:color w:val="004E8C"/>
-          <w:sz w:val="28"/>
-        </w:rPr>
-        <w:t>Onu kim kəşf və ya ixtira edib</w:t>
+        <w:t>Kim kəşf edib və ya yaradıb</w:t>
       </w:r>
     </w:p>
     <w:p>
       <w:pPr>
-        <w:spacing w:after="160" w:line="276" w:lineRule="auto"/>
+        <w:widowControl/>
       </w:pPr>
       <w:r>
-        <w:rPr>
-          <w:rFonts w:ascii="Calibri" w:hAnsi="Calibri" w:eastAsia="Calibri"/>
-          <w:b w:val="0"/>
-          <w:i w:val="0"/>
-          <w:sz w:val="22"/>
-        </w:rPr>
-        <w:t>Qreqor Mendel əlamətlərin ayrı-ayrı vahidlər şəklində irsən keçdiyini göstərmişdi, lakin bu vahidlərin hansı maddədən ibarət olduğunu bilmirdi. Osvald Everi, Kolin Makleod və Maklin Makkarti 1944-cü ildə həmin maddənin DNT olduğunu əsaslandırdılar; Herşi və Çeyzin 1952-ci il təcrübəsi bu nəticəni daha da möhkəmləndirdi. Rozalind Franklin və Reymond Qoslinqin çəkdiyi rentgen şəkilləri, eləcə də Moris Uilkinsin laboratoriyasındakı tədqiqatlar molekulun həndəsi quruluşuna dair mühüm ipucları verdi. Kembricdə çalışan Ceyms Uotson və Frensis Krik model hazırlayıb 1953-cü ilin aprelində dərc etdilər. Bu kəşfdə bir neçə alimin payı var; Franklinin rolu isə uzun müddət layiqincə qiymətləndirilməyib.</w:t>
+        <w:t>Qreqor Mendel əlamətlərin ayrı-ayrı irsiyyət vahidləri ilə ötürüldüyünü göstərmişdi, lakin onları daşıyan maddəni bilmirdi. Osvald Everi, Kolin Makleod və Maklin Makkarti 1944-cü ildə bu maddənin DNT olduğunu irəli sürdülər. Herşi və Çeyz 1952-ci ildə dəlilləri gücləndirdilər. Rozalind Franklin və Reymond Qoslinqin rentgen şəkilləri, həmçinin Moris Uilkinsin laboratoriyasının işi quruluşun həndəsəsi barədə məlumat verdi. Kembricdə Ceyms Uotson və Frensis Krik 1953-cü ilin aprelində nəşr olunan modeli qurdular. Nailiyyət bir neçə tədqiqatçıya aiddir; Franklinin rolu uzun müddət lazımınca qiymətləndirilməmişdi.</w:t>
       </w:r>
     </w:p>
     <w:p>
       <w:pPr>
-        <w:keepNext/>
-        <w:spacing w:before="240" w:after="120"/>
+        <w:pStyle w:val="Heading1"/>
+        <w:widowControl/>
       </w:pPr>
       <w:r>
-        <w:rPr>
-          <w:rFonts w:ascii="Calibri" w:hAnsi="Calibri" w:eastAsia="Calibri"/>
-          <w:b/>
-          <w:i w:val="0"/>
-          <w:color w:val="004E8C"/>
-          <w:sz w:val="28"/>
-        </w:rPr>
-        <w:t>Nə vaxt və necə meydana gəlib</w:t>
+        <w:t>Nə vaxt və necə yaranıb</w:t>
       </w:r>
     </w:p>
     <w:p>
       <w:pPr>
-        <w:spacing w:after="160" w:line="276" w:lineRule="auto"/>
+        <w:widowControl/>
       </w:pPr>
       <w:r>
-        <w:rPr>
-          <w:rFonts w:ascii="Calibri" w:hAnsi="Calibri" w:eastAsia="Calibri"/>
-          <w:b w:val="0"/>
-          <w:i w:val="0"/>
-          <w:sz w:val="22"/>
-        </w:rPr>
-        <w:t>Kəşf müharibədən sonra həyatın sirrini araşdırmağa yönələn fizik və bioloqlardan ibarət nisbətən kiçik elmi mühitdə baş verdi. Əsas üsul rentgen kristalloqrafiyası idi: kristala yönəldilən rentgen şüalarının səpilməsinə əsasən molekulun quruluşu müəyyənləşdirilirdi. Çarqaffın bəzi azotlu əsasların miqdarının bir-birinə bərabər olması barədə qaydaları və laboratoriyalar arasındakı rəqabət də nəticəyə zəmin yaratdı. “Nature” jurnalında dərc olunan cəmi bir səhifəlik məqalə biologiyanın dilini dəyişdi.</w:t>
+        <w:t>Kəşf müharibədən sonra həyatın sirrinə yönələn fizik və bioloqların kiçik elmi çevrəsində baş verdi. Əsas üsul kristallardan rentgen şüalarının səpilməsinə əsaslanan rentgen kristalloqrafiyası idi. Çarqaffın müəyyən əsasların miqdarca bərabər olması barədə qaydaları və digər laboratoriyalarla rəqabət zəmin yaratdı. Nature jurnalında biologiyanın dilini dəyişən bir səhifəlik məqalə dərc olundu.</w:t>
       </w:r>
     </w:p>
     <w:p>
       <w:pPr>
-        <w:keepNext/>
-        <w:spacing w:before="240" w:after="120"/>
+        <w:pStyle w:val="Heading1"/>
+        <w:widowControl/>
       </w:pPr>
       <w:r>
-        <w:rPr>
-          <w:rFonts w:ascii="Calibri" w:hAnsi="Calibri" w:eastAsia="Calibri"/>
-          <w:b/>
-          <w:i w:val="0"/>
-          <w:color w:val="004E8C"/>
-          <w:sz w:val="28"/>
-        </w:rPr>
-        <w:t>Elmi baxımdan əhəmiyyəti</w:t>
+        <w:t>Elm üçün əhəmiyyəti</w:t>
       </w:r>
     </w:p>
     <w:p>
       <w:pPr>
-        <w:spacing w:after="160" w:line="276" w:lineRule="auto"/>
+        <w:widowControl/>
       </w:pPr>
       <w:r>
-        <w:rPr>
-          <w:rFonts w:ascii="Calibri" w:hAnsi="Calibri" w:eastAsia="Calibri"/>
-          <w:b w:val="0"/>
-          <w:i w:val="0"/>
-          <w:sz w:val="22"/>
-        </w:rPr>
-        <w:t>İkiqat spiral DNT-nin özünü necə köçürdüyünü izah etdi: hər zəncir yeni tərəf zəncirinin qurulması üçün qəlib rolunu oynayır. Buna görə irsi məlumat dəqiq ötürülə bilir, hərflərdən biri dəyişdikdə isə mutasiya yaranır. Genlər artıq müəmmalı hissəciklər deyil, müəyyən ardıcıllıqlar kimi başa düşülürdü. Tibb, təkamül biologiyası və kriminalistika ortaq kimyəvi əsas qazandı. Elm tarixində çox az quruluş bu qədər sualı eyni anda aydınlaşdırıb.</w:t>
+        <w:t>Spiral quruluş replikasiyanı — DNT-nin surətinin yaranmasını — izah etdi: hər zəncir yeni qarşı zəncir üçün qəlib olur. Buna görə irsi məlumat dəqiq ötürülə, eyni zamanda bir hərf dəyişəndə dəyişkənlik yarana bilir. Genlər sirli zərrəciklər deyil, ardıcıllıqlar kimi başa düşüldü. Tibb, təkamül tədqiqatları və məhkəmə ekspertizası ümumi kimyəvi əsas qazandı. Çox az quruluş bu qədər suala birdən aydınlıq gətirib.</w:t>
       </w:r>
     </w:p>
     <w:p>
       <w:pPr>
-        <w:keepNext/>
-        <w:spacing w:before="240" w:after="120"/>
+        <w:pStyle w:val="Heading1"/>
+        <w:widowControl/>
       </w:pPr>
       <w:r>
-        <w:rPr>
-          <w:rFonts w:ascii="Calibri" w:hAnsi="Calibri" w:eastAsia="Calibri"/>
-          <w:b/>
-          <w:i w:val="0"/>
-          <w:color w:val="004E8C"/>
-          <w:sz w:val="28"/>
-        </w:rPr>
-        <w:t>Sonrakı inkişaflara necə təsir göstərib</w:t>
+        <w:t>Sonrakı inkişafa təsiri</w:t>
       </w:r>
     </w:p>
     <w:p>
       <w:pPr>
-        <w:spacing w:after="160" w:line="276" w:lineRule="auto"/>
+        <w:widowControl/>
       </w:pPr>
       <w:r>
-        <w:rPr>
-          <w:rFonts w:ascii="Calibri" w:hAnsi="Calibri" w:eastAsia="Calibri"/>
-          <w:b w:val="0"/>
-          <w:i w:val="0"/>
-          <w:sz w:val="22"/>
-        </w:rPr>
-        <w:t>Genetik kodun açılması, rekombinant DNT texnologiyası, sekvensləmə və CRISPR bu kəşfin birbaşa davamıdır. Franklinin çəkdiyi şəkillər elmi əməyin müəllifliyinin necə tanınmalı olduğuna dair də mühüm dərs oldu. Molekulyar biologiya böyük sənaye sahəsinə çevrildi: biotexnologiya, genetik testlər və DNT ardıcıllıqları əsasında qurulan təkamül ağacları meydana gəldi. İkiqat spiral həm elmi fakt, həm də rəmz olduğuna görə biologiya dərslikləri hələ də çox vaxt onun təsviri ilə başlayır.</w:t>
+        <w:t>Genetik kodun öyrənilməsi, müxtəlif mənbələrdən DNT hissələrinin birləşdirilməsi olan rekombinant DNT, ardıcıllığın oxunması və CRISPR texnologiyası bu inkişafın davamıdır. CRISPR qısa palindrom təkrarlarının müntəzəm aralıqlarla qruplaşdığı DNT sahələrinin beynəlxalq qısaltmasıdır. Franklinin şəkilləri elmə verilən əməyin necə qiymətləndirilməsi barədə də dərsdir. Molekulyar biologiya biotexnologiya, genetik testlər və ardıcıllıqlardan təkamül ağaclarının qurulması kimi sahələri əhatə edən sənayeyə çevrildi. Dərsliklər hələ də spiraldan başlayır: o həm elmi fakt, həm də rəmzdir.</w:t>
       </w:r>
     </w:p>
     <w:p>
       <w:pPr>
-        <w:keepNext/>
-        <w:spacing w:before="240" w:after="120"/>
+        <w:pStyle w:val="Heading1"/>
+        <w:widowControl/>
       </w:pPr>
       <w:r>
-        <w:rPr>
-          <w:rFonts w:ascii="Calibri" w:hAnsi="Calibri" w:eastAsia="Calibri"/>
-          <w:b/>
-          <w:i w:val="0"/>
-          <w:color w:val="004E8C"/>
-          <w:sz w:val="28"/>
-        </w:rPr>
         <w:t>İnsan həyatını necə dəyişib</w:t>
       </w:r>
     </w:p>
     <w:p>
       <w:pPr>
-        <w:spacing w:after="160" w:line="276" w:lineRule="auto"/>
+        <w:widowControl/>
       </w:pPr>
       <w:r>
-        <w:rPr>
-          <w:rFonts w:ascii="Calibri" w:hAnsi="Calibri" w:eastAsia="Calibri"/>
-          <w:b w:val="0"/>
-          <w:i w:val="0"/>
-          <w:sz w:val="22"/>
-        </w:rPr>
-        <w:t>Atalığın müəyyənləşdirilməsi testləri, xərçəng genetikası və irsi xəstəliklərin diaqnostikası mümkün oldu. Bununla yanaşı, genetik məlumatın məxfiliyi, DNT-yə müdaxilə və bu imkanlardan istifadədə bərabərsizlik kimi etik problemlər yarandı. Cəmiyyət müxtəlif əlamətləri “filan genlə” izah etməyə başladı, bəzən isə bu ifadə həddindən artıq sadələşdirildi. Bütün çətinliklərə baxmayaraq, DNT-nin öyrənilməsi canlıları daha yaxşı anlamağa imkan verdi. Bu bilik bu gün həyatı necə təsəvvür etdiyimizin təməl daşlarından biridir.</w:t>
+        <w:t>İnsanlar atalıq testləri, xərçəngin genetik əsaslarını öyrənmək və irsi xəstəliklərə diaqnoz qoymaq imkanları qazandılar. Bununla yanaşı, şəxsi məlumatların qorunması, genetik dəyişikliklər və bu imkanlara qeyri-bərabər çıxış barədə etik suallar yarandı. Cəmiyyət bəzən həddən artıq sadələşdirərək «filan əlamətin geni» haqqında danışmağa başladı. Bununla belə, DNT-ni anlamaq canlıları daha yaxşı başa düşməyə imkan verdi. O, həyat haqqında bugünkü təsəvvürümüzün təməl daşlarından biridir.</w:t>
       </w:r>
     </w:p>
     <w:p>
       <w:pPr>
-        <w:keepNext/>
-        <w:spacing w:before="240" w:after="120"/>
+        <w:pStyle w:val="Heading1"/>
+        <w:widowControl/>
       </w:pPr>
       <w:r>
-        <w:rPr>
-          <w:rFonts w:ascii="Calibri" w:hAnsi="Calibri" w:eastAsia="Calibri"/>
-          <w:b/>
-          <w:i w:val="0"/>
-          <w:color w:val="004E8C"/>
-          <w:sz w:val="28"/>
-        </w:rPr>
         <w:t>Mənbələr və istinadlar</w:t>
       </w:r>
     </w:p>
     <w:p>
       <w:pPr>
-        <w:keepNext/>
-        <w:spacing w:before="240" w:after="120"/>
+        <w:pStyle w:val="Heading2"/>
+        <w:widowControl/>
       </w:pPr>
       <w:r>
         <w:rPr>
-          <w:rFonts w:ascii="Calibri" w:hAnsi="Calibri" w:eastAsia="Calibri"/>
-          <w:b/>
-          <w:i w:val="0"/>
-          <w:color w:val="004E8C"/>
-          <w:sz w:val="24"/>
+          <w:sz w:val="20"/>
         </w:rPr>
-        <w:t>B. Resenziyalı elmi məqalələr və ilkin elmi əsərlər</w:t>
+        <w:t>B Rəy verilmiş məqalələr və orijinal elmi işlər</w:t>
       </w:r>
     </w:p>
     <w:p>
       <w:pPr>
-        <w:spacing w:after="80"/>
-        <w:ind w:left="360"/>
+        <w:widowControl/>
       </w:pPr>
       <w:r>
         <w:rPr>
-          <w:rFonts w:ascii="Calibri" w:hAnsi="Calibri" w:eastAsia="Calibri"/>
-          <w:b w:val="0"/>
-          <w:i w:val="0"/>
-          <w:sz w:val="22"/>
+          <w:sz w:val="20"/>
         </w:rPr>
-        <w:t>1. Watson, J. D. və F. H. C. Crick. “Molecular Structure of Nucleic Acids” (“Nuklein turşularının molekulyar quruluşu”). Nature 171 (1953): 737–738.</w:t>
-      </w:r>
-      <w:r>
-        <w:rPr>
-          <w:rFonts w:ascii="Calibri" w:hAnsi="Calibri" w:eastAsia="Calibri"/>
-          <w:b w:val="0"/>
-          <w:i w:val="0"/>
-          <w:sz w:val="22"/>
-        </w:rPr>
-        <w:t xml:space="preserve"> </w:t>
+        <w:t xml:space="preserve">1. Watson, J. D., and F. H. C. Crick. 'Molecular Structure of Nucleic Acids.' Nature 171 (1953): 737-738. </w:t>
       </w:r>
       <w:hyperlink r:id="rId9">
         <w:r>
           <w:rPr>
-            <w:rFonts w:ascii="Calibri" w:hAnsi="Calibri" w:eastAsia="Calibri"/>
-            <w:b w:val="0"/>
-            <w:i w:val="0"/>
-            <w:sz w:val="22"/>
-            <w:color w:val="0563C1"/>
-            <w:u w:val="single"/>
+            <w:sz w:val="20"/>
           </w:rPr>
           <w:t>https://doi.org/10.1038/171737a0</w:t>
         </w:r>
       </w:hyperlink>
-    </w:p>
-    <w:p>
-      <w:pPr>
-        <w:spacing w:after="80"/>
-        <w:ind w:left="360"/>
-      </w:pPr>
       <w:r>
         <w:rPr>
-          <w:rFonts w:ascii="Calibri" w:hAnsi="Calibri" w:eastAsia="Calibri"/>
-          <w:b w:val="0"/>
-          <w:i w:val="0"/>
-          <w:sz w:val="22"/>
+          <w:sz w:val="20"/>
         </w:rPr>
-        <w:t>2. Avery, Oswald T., Colin M. MacLeod və Maclyn McCarty. “Studies on the Chemical Nature of the Substance Inducing Transformation of Pneumococcal Types” (“Pnevmokok tiplərinin transformasiyasına səbəb olan maddənin kimyəvi təbiətinə dair tədqiqatlar”). Journal of Experimental Medicine 79 (1944): 137–158.</w:t>
       </w:r>
     </w:p>
     <w:p>
       <w:pPr>
-        <w:keepNext/>
-        <w:spacing w:before="240" w:after="120"/>
+        <w:widowControl/>
       </w:pPr>
       <w:r>
         <w:rPr>
-          <w:rFonts w:ascii="Calibri" w:hAnsi="Calibri" w:eastAsia="Calibri"/>
-          <w:b/>
-          <w:i w:val="0"/>
-          <w:color w:val="004E8C"/>
-          <w:sz w:val="24"/>
+          <w:sz w:val="20"/>
         </w:rPr>
-        <w:t>C. Təşkilatların materialları və ensiklopedik mənbələr</w:t>
+        <w:t>2. Avery, Oswald T., Colin M. MacLeod, and Maclyn McCarty. 'Studies on the Chemical Nature of the Substance Inducing Transformation of Pneumococcal Types.' Journal of Experimental Medicine 79 (1944): 137-158.</w:t>
       </w:r>
     </w:p>
     <w:p>
       <w:pPr>
-        <w:spacing w:after="80"/>
-        <w:ind w:left="360"/>
+        <w:pStyle w:val="Heading2"/>
+        <w:widowControl/>
       </w:pPr>
       <w:r>
         <w:rPr>
-          <w:rFonts w:ascii="Calibri" w:hAnsi="Calibri" w:eastAsia="Calibri"/>
-          <w:b w:val="0"/>
-          <w:i w:val="0"/>
-          <w:sz w:val="22"/>
+          <w:sz w:val="20"/>
         </w:rPr>
-        <w:t>1. DNA from the Beginning (Cold Spring Harbor Laboratory / Dolan DNA Learning Center) (“DNT başlanğıcdan”).</w:t>
+        <w:t>C Qurumların materialları və ensiklopedik mənbələr</w:t>
       </w:r>
+    </w:p>
+    <w:p>
+      <w:pPr>
+        <w:widowControl/>
+      </w:pPr>
       <w:r>
         <w:rPr>
-          <w:rFonts w:ascii="Calibri" w:hAnsi="Calibri" w:eastAsia="Calibri"/>
-          <w:b w:val="0"/>
-          <w:i w:val="0"/>
-          <w:sz w:val="22"/>
+          <w:sz w:val="20"/>
         </w:rPr>
-        <w:t xml:space="preserve"> </w:t>
+        <w:t xml:space="preserve">1. DNA from the Beginning (Cold Spring Harbor Laboratory / Dolan DNA Learning Center). </w:t>
       </w:r>
       <w:hyperlink r:id="rId10">
         <w:r>
           <w:rPr>
-            <w:rFonts w:ascii="Calibri" w:hAnsi="Calibri" w:eastAsia="Calibri"/>
-            <w:b w:val="0"/>
-            <w:i w:val="0"/>
-            <w:sz w:val="22"/>
-            <w:color w:val="0563C1"/>
-            <w:u w:val="single"/>
+            <w:sz w:val="20"/>
           </w:rPr>
           <w:t>https://www.dnaftb.org/</w:t>
         </w:r>
       </w:hyperlink>
+      <w:r>
+        <w:rPr>
+          <w:sz w:val="20"/>
+        </w:rPr>
+      </w:r>
     </w:p>
     <w:p>
       <w:pPr>
-        <w:spacing w:after="80"/>
-        <w:ind w:left="360"/>
+        <w:widowControl/>
       </w:pPr>
       <w:r>
         <w:rPr>
-          <w:rFonts w:ascii="Calibri" w:hAnsi="Calibri" w:eastAsia="Calibri"/>
-          <w:b w:val="0"/>
-          <w:i w:val="0"/>
-          <w:sz w:val="22"/>
+          <w:sz w:val="20"/>
         </w:rPr>
-        <w:t>2. Encyclopaedia Britannica. “DNA” (“DNT”).</w:t>
-      </w:r>
-      <w:r>
-        <w:rPr>
-          <w:rFonts w:ascii="Calibri" w:hAnsi="Calibri" w:eastAsia="Calibri"/>
-          <w:b w:val="0"/>
-          <w:i w:val="0"/>
-          <w:sz w:val="22"/>
-        </w:rPr>
-        <w:t xml:space="preserve"> </w:t>
+        <w:t xml:space="preserve">2. Encyclopaedia Britannica. 'DNA.' </w:t>
       </w:r>
       <w:hyperlink r:id="rId11">
         <w:r>
           <w:rPr>
-            <w:rFonts w:ascii="Calibri" w:hAnsi="Calibri" w:eastAsia="Calibri"/>
-            <w:b w:val="0"/>
-            <w:i w:val="0"/>
-            <w:sz w:val="22"/>
-            <w:color w:val="0563C1"/>
-            <w:u w:val="single"/>
+            <w:sz w:val="20"/>
           </w:rPr>
           <w:t>https://www.britannica.com/science/DNA</w:t>
         </w:r>
       </w:hyperlink>
-    </w:p>
-    <w:p>
-      <w:pPr>
-        <w:keepNext/>
-        <w:spacing w:before="240" w:after="120"/>
-      </w:pPr>
       <w:r>
         <w:rPr>
-          <w:rFonts w:ascii="Calibri" w:hAnsi="Calibri" w:eastAsia="Calibri"/>
-          <w:b/>
-          <w:i w:val="0"/>
-          <w:color w:val="004E8C"/>
-          <w:sz w:val="24"/>
+          <w:sz w:val="20"/>
         </w:rPr>
-        <w:t>G. Kosmik agentliklərin, laboratoriyaların və elmi təşkilatların materialları</w:t>
       </w:r>
     </w:p>
     <w:p>
       <w:pPr>
-        <w:spacing w:after="80"/>
-        <w:ind w:left="360"/>
+        <w:pStyle w:val="Heading2"/>
+        <w:widowControl/>
       </w:pPr>
       <w:r>
         <w:rPr>
-          <w:rFonts w:ascii="Calibri" w:hAnsi="Calibri" w:eastAsia="Calibri"/>
-          <w:b w:val="0"/>
-          <w:i w:val="0"/>
-          <w:sz w:val="22"/>
+          <w:sz w:val="20"/>
         </w:rPr>
-        <w:t>1. Nobel Prize. 1962-ci il fiziologiya və ya tibb üzrə Nobel mükafatı (Krik, Uotson və Uilkins).</w:t>
+        <w:t>G Kosmik agentliklər laboratoriyalar və elmi təşkilatlar</w:t>
       </w:r>
+    </w:p>
+    <w:p>
+      <w:pPr>
+        <w:widowControl/>
+      </w:pPr>
       <w:r>
         <w:rPr>
-          <w:rFonts w:ascii="Calibri" w:hAnsi="Calibri" w:eastAsia="Calibri"/>
-          <w:b w:val="0"/>
-          <w:i w:val="0"/>
-          <w:sz w:val="22"/>
+          <w:sz w:val="20"/>
         </w:rPr>
-        <w:t xml:space="preserve"> </w:t>
+        <w:t xml:space="preserve">1. Nobel Prize. Physiology or Medicine 1962 (Crick, Watson, Wilkins). </w:t>
       </w:r>
       <w:hyperlink r:id="rId12">
         <w:r>
           <w:rPr>
-            <w:rFonts w:ascii="Calibri" w:hAnsi="Calibri" w:eastAsia="Calibri"/>
-            <w:b w:val="0"/>
-            <w:i w:val="0"/>
-            <w:sz w:val="22"/>
-            <w:color w:val="0563C1"/>
-            <w:u w:val="single"/>
+            <w:sz w:val="20"/>
           </w:rPr>
           <w:t>https://www.nobelprize.org/prizes/medicine/1962/summary/</w:t>
         </w:r>
       </w:hyperlink>
+      <w:r>
+        <w:rPr>
+          <w:sz w:val="20"/>
+        </w:rPr>
+      </w:r>
     </w:p>
     <w:sectPr>
-      <w:pgSz w:w="12240" w:h="15840"/>
-      <w:pgMar w:top="1296" w:right="1440" w:bottom="1296" w:left="1440" w:header="720" w:footer="720" w:gutter="0"/>
+      <w:footerReference w:type="default" r:id="rId13"/>
+      <w:pgSz w:w="11906" w:h="16838"/>
+      <w:pgMar w:top="1020" w:right="1134" w:bottom="1020" w:left="1134" w:header="720" w:footer="720" w:gutter="0"/>
       <w:cols w:space="720"/>
       <w:docGrid w:linePitch="360"/>
     </w:sectPr>
   </w:body>
 </w:document>
+</file>
+
+<file path=word/footer1.xml><?xml version="1.0" encoding="utf-8"?>
+<w:ftr xmlns:m="http://schemas.openxmlformats.org/officeDocument/2006/math" xmlns:mc="http://schemas.openxmlformats.org/markup-compatibility/2006" xmlns:mo="http://schemas.microsoft.com/office/mac/office/2008/main" xmlns:mv="urn:schemas-microsoft-com:mac:vml" xmlns:o="urn:schemas-microsoft-com:office:office" xmlns:r="http://schemas.openxmlformats.org/officeDocument/2006/relationships" xmlns:v="urn:schemas-microsoft-com:vml" xmlns:w10="urn:schemas-microsoft-com:office:word" xmlns:w14="http://schemas.microsoft.com/office/word/2010/wordml" xmlns:w="http://schemas.openxmlformats.org/wordprocessingml/2006/main" xmlns:wne="http://schemas.microsoft.com/office/word/2006/wordml" xmlns:wp14="http://schemas.microsoft.com/office/word/2010/wordprocessingDrawing" xmlns:wp="http://schemas.openxmlformats.org/drawingml/2006/wordprocessingDrawing" xmlns:wpc="http://schemas.microsoft.com/office/word/2010/wordprocessingCanvas" xmlns:wpg="http://schemas.microsoft.com/office/word/2010/wordprocessingGroup" xmlns:wpi="http://schemas.microsoft.com/office/word/2010/wordprocessingInk" xmlns:wps="http://schemas.microsoft.com/office/word/2010/wordprocessingShape" mc:Ignorable="w14 wp14">
+  <w:p>
+    <w:pPr>
+      <w:pStyle w:val="Footer"/>
+      <w:jc w:val="right"/>
+    </w:pPr>
+    <w:fldSimple w:instr="PAGE"/>
+  </w:p>
+</w:ftr>
 </file>
 
 <file path=word/numbering.xml><?xml version="1.0" encoding="utf-8"?>
@@ -772,7 +582,7 @@
   <w:docDefaults>
     <w:rPrDefault>
       <w:rPr>
-        <w:rFonts w:asciiTheme="minorHAnsi" w:eastAsiaTheme="minorEastAsia" w:hAnsiTheme="minorHAnsi" w:cstheme="minorBidi"/>
+        <w:rFonts/>
         <w:sz w:val="22"/>
         <w:szCs w:val="22"/>
         <w:lang w:val="en-US" w:eastAsia="en-US" w:bidi="ar-SA"/>
@@ -927,6 +737,15 @@
     <w:name w:val="Normal"/>
     <w:qFormat/>
     <w:rsid w:val="00FC693F"/>
+    <w:pPr>
+      <w:spacing w:after="120" w:line="259" w:lineRule="auto"/>
+    </w:pPr>
+    <w:rPr>
+      <w:rFonts w:ascii="Times New Roman" w:hAnsi="Times New Roman"/>
+      <w:color w:val="000000"/>
+      <w:sz w:val="24"/>
+      <w:lang w:val="az-Latn-AZ"/>
+    </w:rPr>
   </w:style>
   <w:style w:type="paragraph" w:styleId="Header">
     <w:name w:val="header"/>
@@ -983,16 +802,17 @@
     <w:pPr>
       <w:keepNext/>
       <w:keepLines/>
-      <w:spacing w:before="480" w:after="0"/>
+      <w:spacing w:before="480" w:after="120" w:line="259" w:lineRule="auto"/>
       <w:outlineLvl w:val="0"/>
     </w:pPr>
     <w:rPr>
-      <w:rFonts w:asciiTheme="majorHAnsi" w:eastAsiaTheme="majorEastAsia" w:hAnsiTheme="majorHAnsi" w:cstheme="majorBidi"/>
+      <w:rFonts w:ascii="Times New Roman" w:hAnsi="Times New Roman"/>
       <w:b/>
       <w:bCs/>
-      <w:color w:val="365F91" w:themeColor="accent1" w:themeShade="BF"/>
-      <w:sz w:val="28"/>
+      <w:color w:val="000000"/>
+      <w:sz w:val="26"/>
       <w:szCs w:val="28"/>
+      <w:lang w:val="az-Latn-AZ"/>
     </w:rPr>
   </w:style>
   <w:style w:type="paragraph" w:styleId="Heading2">
@@ -1007,16 +827,17 @@
     <w:pPr>
       <w:keepNext/>
       <w:keepLines/>
-      <w:spacing w:before="200" w:after="0"/>
+      <w:spacing w:before="200" w:after="120" w:line="259" w:lineRule="auto"/>
       <w:outlineLvl w:val="1"/>
     </w:pPr>
     <w:rPr>
-      <w:rFonts w:asciiTheme="majorHAnsi" w:eastAsiaTheme="majorEastAsia" w:hAnsiTheme="majorHAnsi" w:cstheme="majorBidi"/>
+      <w:rFonts w:ascii="Times New Roman" w:hAnsi="Times New Roman"/>
       <w:b/>
       <w:bCs/>
-      <w:color w:val="4F81BD" w:themeColor="accent1"/>
+      <w:color w:val="000000"/>
       <w:sz w:val="26"/>
       <w:szCs w:val="26"/>
+      <w:lang w:val="az-Latn-AZ"/>
     </w:rPr>
   </w:style>
   <w:style w:type="paragraph" w:styleId="Heading3">
@@ -1035,7 +856,7 @@
       <w:outlineLvl w:val="2"/>
     </w:pPr>
     <w:rPr>
-      <w:rFonts w:asciiTheme="majorHAnsi" w:eastAsiaTheme="majorEastAsia" w:hAnsiTheme="majorHAnsi" w:cstheme="majorBidi"/>
+      <w:rFonts/>
       <w:b/>
       <w:bCs/>
       <w:color w:val="4F81BD" w:themeColor="accent1"/>
@@ -1058,7 +879,7 @@
       <w:outlineLvl w:val="3"/>
     </w:pPr>
     <w:rPr>
-      <w:rFonts w:asciiTheme="majorHAnsi" w:eastAsiaTheme="majorEastAsia" w:hAnsiTheme="majorHAnsi" w:cstheme="majorBidi"/>
+      <w:rFonts/>
       <w:b/>
       <w:bCs/>
       <w:i/>
@@ -1083,7 +904,7 @@
       <w:outlineLvl w:val="4"/>
     </w:pPr>
     <w:rPr>
-      <w:rFonts w:asciiTheme="majorHAnsi" w:eastAsiaTheme="majorEastAsia" w:hAnsiTheme="majorHAnsi" w:cstheme="majorBidi"/>
+      <w:rFonts/>
       <w:color w:val="243F60" w:themeColor="accent1" w:themeShade="7F"/>
     </w:rPr>
   </w:style>
@@ -1104,7 +925,7 @@
       <w:outlineLvl w:val="5"/>
     </w:pPr>
     <w:rPr>
-      <w:rFonts w:asciiTheme="majorHAnsi" w:eastAsiaTheme="majorEastAsia" w:hAnsiTheme="majorHAnsi" w:cstheme="majorBidi"/>
+      <w:rFonts/>
       <w:i/>
       <w:iCs/>
       <w:color w:val="243F60" w:themeColor="accent1" w:themeShade="7F"/>
@@ -1127,7 +948,7 @@
       <w:outlineLvl w:val="6"/>
     </w:pPr>
     <w:rPr>
-      <w:rFonts w:asciiTheme="majorHAnsi" w:eastAsiaTheme="majorEastAsia" w:hAnsiTheme="majorHAnsi" w:cstheme="majorBidi"/>
+      <w:rFonts/>
       <w:i/>
       <w:iCs/>
       <w:color w:val="404040" w:themeColor="text1" w:themeTint="BF"/>
@@ -1150,7 +971,7 @@
       <w:outlineLvl w:val="7"/>
     </w:pPr>
     <w:rPr>
-      <w:rFonts w:asciiTheme="majorHAnsi" w:eastAsiaTheme="majorEastAsia" w:hAnsiTheme="majorHAnsi" w:cstheme="majorBidi"/>
+      <w:rFonts/>
       <w:color w:val="4F81BD" w:themeColor="accent1"/>
       <w:sz w:val="20"/>
       <w:szCs w:val="20"/>
@@ -1173,7 +994,7 @@
       <w:outlineLvl w:val="8"/>
     </w:pPr>
     <w:rPr>
-      <w:rFonts w:asciiTheme="majorHAnsi" w:eastAsiaTheme="majorEastAsia" w:hAnsiTheme="majorHAnsi" w:cstheme="majorBidi"/>
+      <w:rFonts/>
       <w:i/>
       <w:iCs/>
       <w:color w:val="404040" w:themeColor="text1" w:themeTint="BF"/>
@@ -1224,7 +1045,7 @@
     <w:uiPriority w:val="9"/>
     <w:rsid w:val="00FC693F"/>
     <w:rPr>
-      <w:rFonts w:asciiTheme="majorHAnsi" w:eastAsiaTheme="majorEastAsia" w:hAnsiTheme="majorHAnsi" w:cstheme="majorBidi"/>
+      <w:rFonts/>
       <w:b/>
       <w:bCs/>
       <w:color w:val="365F91" w:themeColor="accent1" w:themeShade="BF"/>
@@ -1239,7 +1060,7 @@
     <w:uiPriority w:val="9"/>
     <w:rsid w:val="00FC693F"/>
     <w:rPr>
-      <w:rFonts w:asciiTheme="majorHAnsi" w:eastAsiaTheme="majorEastAsia" w:hAnsiTheme="majorHAnsi" w:cstheme="majorBidi"/>
+      <w:rFonts/>
       <w:b/>
       <w:bCs/>
       <w:color w:val="4F81BD" w:themeColor="accent1"/>
@@ -1254,7 +1075,7 @@
     <w:uiPriority w:val="9"/>
     <w:rsid w:val="00FC693F"/>
     <w:rPr>
-      <w:rFonts w:asciiTheme="majorHAnsi" w:eastAsiaTheme="majorEastAsia" w:hAnsiTheme="majorHAnsi" w:cstheme="majorBidi"/>
+      <w:rFonts/>
       <w:b/>
       <w:bCs/>
       <w:color w:val="4F81BD" w:themeColor="accent1"/>
@@ -1269,19 +1090,17 @@
     <w:qFormat/>
     <w:rsid w:val="00FC693F"/>
     <w:pPr>
-      <w:pBdr>
-        <w:bottom w:val="single" w:sz="8" w:space="4" w:color="4F81BD" w:themeColor="accent1"/>
-      </w:pBdr>
-      <w:spacing w:after="300" w:line="240" w:lineRule="auto"/>
+      <w:spacing w:after="120" w:line="259" w:lineRule="auto"/>
       <w:contextualSpacing/>
     </w:pPr>
     <w:rPr>
-      <w:rFonts w:asciiTheme="majorHAnsi" w:eastAsiaTheme="majorEastAsia" w:hAnsiTheme="majorHAnsi" w:cstheme="majorBidi"/>
-      <w:color w:val="17365D" w:themeColor="text2" w:themeShade="BF"/>
+      <w:rFonts w:ascii="Times New Roman" w:hAnsi="Times New Roman"/>
+      <w:color w:val="000000"/>
       <w:spacing w:val="5"/>
       <w:kern w:val="28"/>
-      <w:sz w:val="52"/>
+      <w:sz w:val="40"/>
       <w:szCs w:val="52"/>
+      <w:lang w:val="az-Latn-AZ"/>
     </w:rPr>
   </w:style>
   <w:style w:type="character" w:customStyle="1" w:styleId="TitleChar">
@@ -1291,7 +1110,7 @@
     <w:uiPriority w:val="10"/>
     <w:rsid w:val="00FC693F"/>
     <w:rPr>
-      <w:rFonts w:asciiTheme="majorHAnsi" w:eastAsiaTheme="majorEastAsia" w:hAnsiTheme="majorHAnsi" w:cstheme="majorBidi"/>
+      <w:rFonts/>
       <w:color w:val="17365D" w:themeColor="text2" w:themeShade="BF"/>
       <w:spacing w:val="5"/>
       <w:kern w:val="28"/>
@@ -1313,7 +1132,7 @@
       </w:numPr>
     </w:pPr>
     <w:rPr>
-      <w:rFonts w:asciiTheme="majorHAnsi" w:eastAsiaTheme="majorEastAsia" w:hAnsiTheme="majorHAnsi" w:cstheme="majorBidi"/>
+      <w:rFonts/>
       <w:i/>
       <w:iCs/>
       <w:color w:val="4F81BD" w:themeColor="accent1"/>
@@ -1329,7 +1148,7 @@
     <w:uiPriority w:val="11"/>
     <w:rsid w:val="00FC693F"/>
     <w:rPr>
-      <w:rFonts w:asciiTheme="majorHAnsi" w:eastAsiaTheme="majorEastAsia" w:hAnsiTheme="majorHAnsi" w:cstheme="majorBidi"/>
+      <w:rFonts/>
       <w:i/>
       <w:iCs/>
       <w:color w:val="4F81BD" w:themeColor="accent1"/>
@@ -1454,8 +1273,15 @@
       <w:numPr>
         <w:numId w:val="1"/>
       </w:numPr>
+      <w:spacing w:after="120" w:line="259" w:lineRule="auto"/>
       <w:contextualSpacing/>
     </w:pPr>
+    <w:rPr>
+      <w:rFonts w:ascii="Times New Roman" w:hAnsi="Times New Roman"/>
+      <w:color w:val="000000"/>
+      <w:sz w:val="24"/>
+      <w:lang w:val="az-Latn-AZ"/>
+    </w:rPr>
   </w:style>
   <w:style w:type="paragraph" w:styleId="ListBullet2">
     <w:name w:val="List Bullet 2"/>
@@ -1627,7 +1453,7 @@
     <w:semiHidden/>
     <w:rsid w:val="00FC693F"/>
     <w:rPr>
-      <w:rFonts w:asciiTheme="majorHAnsi" w:eastAsiaTheme="majorEastAsia" w:hAnsiTheme="majorHAnsi" w:cstheme="majorBidi"/>
+      <w:rFonts/>
       <w:b/>
       <w:bCs/>
       <w:i/>
@@ -1643,7 +1469,7 @@
     <w:semiHidden/>
     <w:rsid w:val="00FC693F"/>
     <w:rPr>
-      <w:rFonts w:asciiTheme="majorHAnsi" w:eastAsiaTheme="majorEastAsia" w:hAnsiTheme="majorHAnsi" w:cstheme="majorBidi"/>
+      <w:rFonts/>
       <w:color w:val="243F60" w:themeColor="accent1" w:themeShade="7F"/>
     </w:rPr>
   </w:style>
@@ -1655,7 +1481,7 @@
     <w:semiHidden/>
     <w:rsid w:val="00FC693F"/>
     <w:rPr>
-      <w:rFonts w:asciiTheme="majorHAnsi" w:eastAsiaTheme="majorEastAsia" w:hAnsiTheme="majorHAnsi" w:cstheme="majorBidi"/>
+      <w:rFonts/>
       <w:i/>
       <w:iCs/>
       <w:color w:val="243F60" w:themeColor="accent1" w:themeShade="7F"/>
@@ -1669,7 +1495,7 @@
     <w:semiHidden/>
     <w:rsid w:val="00FC693F"/>
     <w:rPr>
-      <w:rFonts w:asciiTheme="majorHAnsi" w:eastAsiaTheme="majorEastAsia" w:hAnsiTheme="majorHAnsi" w:cstheme="majorBidi"/>
+      <w:rFonts/>
       <w:i/>
       <w:iCs/>
       <w:color w:val="404040" w:themeColor="text1" w:themeTint="BF"/>
@@ -1683,7 +1509,7 @@
     <w:semiHidden/>
     <w:rsid w:val="00FC693F"/>
     <w:rPr>
-      <w:rFonts w:asciiTheme="majorHAnsi" w:eastAsiaTheme="majorEastAsia" w:hAnsiTheme="majorHAnsi" w:cstheme="majorBidi"/>
+      <w:rFonts/>
       <w:color w:val="4F81BD" w:themeColor="accent1"/>
       <w:sz w:val="20"/>
       <w:szCs w:val="20"/>
@@ -1697,7 +1523,7 @@
     <w:semiHidden/>
     <w:rsid w:val="00FC693F"/>
     <w:rPr>
-      <w:rFonts w:asciiTheme="majorHAnsi" w:eastAsiaTheme="majorEastAsia" w:hAnsiTheme="majorHAnsi" w:cstheme="majorBidi"/>
+      <w:rFonts/>
       <w:i/>
       <w:iCs/>
       <w:color w:val="404040" w:themeColor="text1" w:themeTint="BF"/>
@@ -1756,9 +1582,6 @@
     <w:qFormat/>
     <w:rsid w:val="00FC693F"/>
     <w:pPr>
-      <w:pBdr>
-        <w:bottom w:val="single" w:sz="4" w:space="4" w:color="4F81BD" w:themeColor="accent1"/>
-      </w:pBdr>
       <w:spacing w:before="200" w:after="280"/>
       <w:ind w:left="936" w:right="936"/>
     </w:pPr>
@@ -3286,7 +3109,7 @@
         <w:spacing w:before="0" w:after="0" w:line="240" w:lineRule="auto"/>
       </w:pPr>
       <w:rPr>
-        <w:rFonts w:asciiTheme="majorHAnsi" w:eastAsiaTheme="majorEastAsia" w:hAnsiTheme="majorHAnsi" w:cstheme="majorBidi"/>
+        <w:rFonts/>
         <w:b/>
         <w:bCs/>
       </w:rPr>
@@ -3307,7 +3130,7 @@
         <w:spacing w:before="0" w:after="0" w:line="240" w:lineRule="auto"/>
       </w:pPr>
       <w:rPr>
-        <w:rFonts w:asciiTheme="majorHAnsi" w:eastAsiaTheme="majorEastAsia" w:hAnsiTheme="majorHAnsi" w:cstheme="majorBidi"/>
+        <w:rFonts/>
         <w:b/>
         <w:bCs/>
       </w:rPr>
@@ -3325,14 +3148,14 @@
     </w:tblStylePr>
     <w:tblStylePr w:type="firstCol">
       <w:rPr>
-        <w:rFonts w:asciiTheme="majorHAnsi" w:eastAsiaTheme="majorEastAsia" w:hAnsiTheme="majorHAnsi" w:cstheme="majorBidi"/>
+        <w:rFonts/>
         <w:b/>
         <w:bCs/>
       </w:rPr>
     </w:tblStylePr>
     <w:tblStylePr w:type="lastCol">
       <w:rPr>
-        <w:rFonts w:asciiTheme="majorHAnsi" w:eastAsiaTheme="majorEastAsia" w:hAnsiTheme="majorHAnsi" w:cstheme="majorBidi"/>
+        <w:rFonts/>
         <w:b/>
         <w:bCs/>
       </w:rPr>
@@ -3416,7 +3239,7 @@
         <w:spacing w:before="0" w:after="0" w:line="240" w:lineRule="auto"/>
       </w:pPr>
       <w:rPr>
-        <w:rFonts w:asciiTheme="majorHAnsi" w:eastAsiaTheme="majorEastAsia" w:hAnsiTheme="majorHAnsi" w:cstheme="majorBidi"/>
+        <w:rFonts/>
         <w:b/>
         <w:bCs/>
       </w:rPr>
@@ -3437,7 +3260,7 @@
         <w:spacing w:before="0" w:after="0" w:line="240" w:lineRule="auto"/>
       </w:pPr>
       <w:rPr>
-        <w:rFonts w:asciiTheme="majorHAnsi" w:eastAsiaTheme="majorEastAsia" w:hAnsiTheme="majorHAnsi" w:cstheme="majorBidi"/>
+        <w:rFonts/>
         <w:b/>
         <w:bCs/>
       </w:rPr>
@@ -3455,14 +3278,14 @@
     </w:tblStylePr>
     <w:tblStylePr w:type="firstCol">
       <w:rPr>
-        <w:rFonts w:asciiTheme="majorHAnsi" w:eastAsiaTheme="majorEastAsia" w:hAnsiTheme="majorHAnsi" w:cstheme="majorBidi"/>
+        <w:rFonts/>
         <w:b/>
         <w:bCs/>
       </w:rPr>
     </w:tblStylePr>
     <w:tblStylePr w:type="lastCol">
       <w:rPr>
-        <w:rFonts w:asciiTheme="majorHAnsi" w:eastAsiaTheme="majorEastAsia" w:hAnsiTheme="majorHAnsi" w:cstheme="majorBidi"/>
+        <w:rFonts/>
         <w:b/>
         <w:bCs/>
       </w:rPr>
@@ -3546,7 +3369,7 @@
         <w:spacing w:before="0" w:after="0" w:line="240" w:lineRule="auto"/>
       </w:pPr>
       <w:rPr>
-        <w:rFonts w:asciiTheme="majorHAnsi" w:eastAsiaTheme="majorEastAsia" w:hAnsiTheme="majorHAnsi" w:cstheme="majorBidi"/>
+        <w:rFonts/>
         <w:b/>
         <w:bCs/>
       </w:rPr>
@@ -3567,7 +3390,7 @@
         <w:spacing w:before="0" w:after="0" w:line="240" w:lineRule="auto"/>
       </w:pPr>
       <w:rPr>
-        <w:rFonts w:asciiTheme="majorHAnsi" w:eastAsiaTheme="majorEastAsia" w:hAnsiTheme="majorHAnsi" w:cstheme="majorBidi"/>
+        <w:rFonts/>
         <w:b/>
         <w:bCs/>
       </w:rPr>
@@ -3585,14 +3408,14 @@
     </w:tblStylePr>
     <w:tblStylePr w:type="firstCol">
       <w:rPr>
-        <w:rFonts w:asciiTheme="majorHAnsi" w:eastAsiaTheme="majorEastAsia" w:hAnsiTheme="majorHAnsi" w:cstheme="majorBidi"/>
+        <w:rFonts/>
         <w:b/>
         <w:bCs/>
       </w:rPr>
     </w:tblStylePr>
     <w:tblStylePr w:type="lastCol">
       <w:rPr>
-        <w:rFonts w:asciiTheme="majorHAnsi" w:eastAsiaTheme="majorEastAsia" w:hAnsiTheme="majorHAnsi" w:cstheme="majorBidi"/>
+        <w:rFonts/>
         <w:b/>
         <w:bCs/>
       </w:rPr>
@@ -3676,7 +3499,7 @@
         <w:spacing w:before="0" w:after="0" w:line="240" w:lineRule="auto"/>
       </w:pPr>
       <w:rPr>
-        <w:rFonts w:asciiTheme="majorHAnsi" w:eastAsiaTheme="majorEastAsia" w:hAnsiTheme="majorHAnsi" w:cstheme="majorBidi"/>
+        <w:rFonts/>
         <w:b/>
         <w:bCs/>
       </w:rPr>
@@ -3697,7 +3520,7 @@
         <w:spacing w:before="0" w:after="0" w:line="240" w:lineRule="auto"/>
       </w:pPr>
       <w:rPr>
-        <w:rFonts w:asciiTheme="majorHAnsi" w:eastAsiaTheme="majorEastAsia" w:hAnsiTheme="majorHAnsi" w:cstheme="majorBidi"/>
+        <w:rFonts/>
         <w:b/>
         <w:bCs/>
       </w:rPr>
@@ -3715,14 +3538,14 @@
     </w:tblStylePr>
     <w:tblStylePr w:type="firstCol">
       <w:rPr>
-        <w:rFonts w:asciiTheme="majorHAnsi" w:eastAsiaTheme="majorEastAsia" w:hAnsiTheme="majorHAnsi" w:cstheme="majorBidi"/>
+        <w:rFonts/>
         <w:b/>
         <w:bCs/>
       </w:rPr>
     </w:tblStylePr>
     <w:tblStylePr w:type="lastCol">
       <w:rPr>
-        <w:rFonts w:asciiTheme="majorHAnsi" w:eastAsiaTheme="majorEastAsia" w:hAnsiTheme="majorHAnsi" w:cstheme="majorBidi"/>
+        <w:rFonts/>
         <w:b/>
         <w:bCs/>
       </w:rPr>
@@ -3806,7 +3629,7 @@
         <w:spacing w:before="0" w:after="0" w:line="240" w:lineRule="auto"/>
       </w:pPr>
       <w:rPr>
-        <w:rFonts w:asciiTheme="majorHAnsi" w:eastAsiaTheme="majorEastAsia" w:hAnsiTheme="majorHAnsi" w:cstheme="majorBidi"/>
+        <w:rFonts/>
         <w:b/>
         <w:bCs/>
       </w:rPr>
@@ -3827,7 +3650,7 @@
         <w:spacing w:before="0" w:after="0" w:line="240" w:lineRule="auto"/>
       </w:pPr>
       <w:rPr>
-        <w:rFonts w:asciiTheme="majorHAnsi" w:eastAsiaTheme="majorEastAsia" w:hAnsiTheme="majorHAnsi" w:cstheme="majorBidi"/>
+        <w:rFonts/>
         <w:b/>
         <w:bCs/>
       </w:rPr>
@@ -3845,14 +3668,14 @@
     </w:tblStylePr>
     <w:tblStylePr w:type="firstCol">
       <w:rPr>
-        <w:rFonts w:asciiTheme="majorHAnsi" w:eastAsiaTheme="majorEastAsia" w:hAnsiTheme="majorHAnsi" w:cstheme="majorBidi"/>
+        <w:rFonts/>
         <w:b/>
         <w:bCs/>
       </w:rPr>
     </w:tblStylePr>
     <w:tblStylePr w:type="lastCol">
       <w:rPr>
-        <w:rFonts w:asciiTheme="majorHAnsi" w:eastAsiaTheme="majorEastAsia" w:hAnsiTheme="majorHAnsi" w:cstheme="majorBidi"/>
+        <w:rFonts/>
         <w:b/>
         <w:bCs/>
       </w:rPr>
@@ -3936,7 +3759,7 @@
         <w:spacing w:before="0" w:after="0" w:line="240" w:lineRule="auto"/>
       </w:pPr>
       <w:rPr>
-        <w:rFonts w:asciiTheme="majorHAnsi" w:eastAsiaTheme="majorEastAsia" w:hAnsiTheme="majorHAnsi" w:cstheme="majorBidi"/>
+        <w:rFonts/>
         <w:b/>
         <w:bCs/>
       </w:rPr>
@@ -3957,7 +3780,7 @@
         <w:spacing w:before="0" w:after="0" w:line="240" w:lineRule="auto"/>
       </w:pPr>
       <w:rPr>
-        <w:rFonts w:asciiTheme="majorHAnsi" w:eastAsiaTheme="majorEastAsia" w:hAnsiTheme="majorHAnsi" w:cstheme="majorBidi"/>
+        <w:rFonts/>
         <w:b/>
         <w:bCs/>
       </w:rPr>
@@ -3975,14 +3798,14 @@
     </w:tblStylePr>
     <w:tblStylePr w:type="firstCol">
       <w:rPr>
-        <w:rFonts w:asciiTheme="majorHAnsi" w:eastAsiaTheme="majorEastAsia" w:hAnsiTheme="majorHAnsi" w:cstheme="majorBidi"/>
+        <w:rFonts/>
         <w:b/>
         <w:bCs/>
       </w:rPr>
     </w:tblStylePr>
     <w:tblStylePr w:type="lastCol">
       <w:rPr>
-        <w:rFonts w:asciiTheme="majorHAnsi" w:eastAsiaTheme="majorEastAsia" w:hAnsiTheme="majorHAnsi" w:cstheme="majorBidi"/>
+        <w:rFonts/>
         <w:b/>
         <w:bCs/>
       </w:rPr>
@@ -4066,7 +3889,7 @@
         <w:spacing w:before="0" w:after="0" w:line="240" w:lineRule="auto"/>
       </w:pPr>
       <w:rPr>
-        <w:rFonts w:asciiTheme="majorHAnsi" w:eastAsiaTheme="majorEastAsia" w:hAnsiTheme="majorHAnsi" w:cstheme="majorBidi"/>
+        <w:rFonts/>
         <w:b/>
         <w:bCs/>
       </w:rPr>
@@ -4087,7 +3910,7 @@
         <w:spacing w:before="0" w:after="0" w:line="240" w:lineRule="auto"/>
       </w:pPr>
       <w:rPr>
-        <w:rFonts w:asciiTheme="majorHAnsi" w:eastAsiaTheme="majorEastAsia" w:hAnsiTheme="majorHAnsi" w:cstheme="majorBidi"/>
+        <w:rFonts/>
         <w:b/>
         <w:bCs/>
       </w:rPr>
@@ -4105,14 +3928,14 @@
     </w:tblStylePr>
     <w:tblStylePr w:type="firstCol">
       <w:rPr>
-        <w:rFonts w:asciiTheme="majorHAnsi" w:eastAsiaTheme="majorEastAsia" w:hAnsiTheme="majorHAnsi" w:cstheme="majorBidi"/>
+        <w:rFonts/>
         <w:b/>
         <w:bCs/>
       </w:rPr>
     </w:tblStylePr>
     <w:tblStylePr w:type="lastCol">
       <w:rPr>
-        <w:rFonts w:asciiTheme="majorHAnsi" w:eastAsiaTheme="majorEastAsia" w:hAnsiTheme="majorHAnsi" w:cstheme="majorBidi"/>
+        <w:rFonts/>
         <w:b/>
         <w:bCs/>
       </w:rPr>
@@ -5977,7 +5800,7 @@
     </w:tblPr>
     <w:tblStylePr w:type="firstRow">
       <w:rPr>
-        <w:rFonts w:asciiTheme="majorHAnsi" w:eastAsiaTheme="majorEastAsia" w:hAnsiTheme="majorHAnsi" w:cstheme="majorBidi"/>
+        <w:rFonts/>
       </w:rPr>
       <w:tblPr/>
       <w:tcPr>
@@ -6061,7 +5884,7 @@
     </w:tblPr>
     <w:tblStylePr w:type="firstRow">
       <w:rPr>
-        <w:rFonts w:asciiTheme="majorHAnsi" w:eastAsiaTheme="majorEastAsia" w:hAnsiTheme="majorHAnsi" w:cstheme="majorBidi"/>
+        <w:rFonts/>
       </w:rPr>
       <w:tblPr/>
       <w:tcPr>
@@ -6145,7 +5968,7 @@
     </w:tblPr>
     <w:tblStylePr w:type="firstRow">
       <w:rPr>
-        <w:rFonts w:asciiTheme="majorHAnsi" w:eastAsiaTheme="majorEastAsia" w:hAnsiTheme="majorHAnsi" w:cstheme="majorBidi"/>
+        <w:rFonts/>
       </w:rPr>
       <w:tblPr/>
       <w:tcPr>
@@ -6229,7 +6052,7 @@
     </w:tblPr>
     <w:tblStylePr w:type="firstRow">
       <w:rPr>
-        <w:rFonts w:asciiTheme="majorHAnsi" w:eastAsiaTheme="majorEastAsia" w:hAnsiTheme="majorHAnsi" w:cstheme="majorBidi"/>
+        <w:rFonts/>
       </w:rPr>
       <w:tblPr/>
       <w:tcPr>
@@ -6313,7 +6136,7 @@
     </w:tblPr>
     <w:tblStylePr w:type="firstRow">
       <w:rPr>
-        <w:rFonts w:asciiTheme="majorHAnsi" w:eastAsiaTheme="majorEastAsia" w:hAnsiTheme="majorHAnsi" w:cstheme="majorBidi"/>
+        <w:rFonts/>
       </w:rPr>
       <w:tblPr/>
       <w:tcPr>
@@ -6397,7 +6220,7 @@
     </w:tblPr>
     <w:tblStylePr w:type="firstRow">
       <w:rPr>
-        <w:rFonts w:asciiTheme="majorHAnsi" w:eastAsiaTheme="majorEastAsia" w:hAnsiTheme="majorHAnsi" w:cstheme="majorBidi"/>
+        <w:rFonts/>
       </w:rPr>
       <w:tblPr/>
       <w:tcPr>
@@ -6481,7 +6304,7 @@
     </w:tblPr>
     <w:tblStylePr w:type="firstRow">
       <w:rPr>
-        <w:rFonts w:asciiTheme="majorHAnsi" w:eastAsiaTheme="majorEastAsia" w:hAnsiTheme="majorHAnsi" w:cstheme="majorBidi"/>
+        <w:rFonts/>
       </w:rPr>
       <w:tblPr/>
       <w:tcPr>
@@ -6546,7 +6369,7 @@
       <w:spacing w:after="0" w:line="240" w:lineRule="auto"/>
     </w:pPr>
     <w:rPr>
-      <w:rFonts w:asciiTheme="majorHAnsi" w:eastAsiaTheme="majorEastAsia" w:hAnsiTheme="majorHAnsi" w:cstheme="majorBidi"/>
+      <w:rFonts/>
       <w:color w:val="000000" w:themeColor="text1"/>
     </w:rPr>
     <w:tblPr>
@@ -6674,7 +6497,7 @@
       <w:spacing w:after="0" w:line="240" w:lineRule="auto"/>
     </w:pPr>
     <w:rPr>
-      <w:rFonts w:asciiTheme="majorHAnsi" w:eastAsiaTheme="majorEastAsia" w:hAnsiTheme="majorHAnsi" w:cstheme="majorBidi"/>
+      <w:rFonts/>
       <w:color w:val="000000" w:themeColor="text1"/>
     </w:rPr>
     <w:tblPr>
@@ -6802,7 +6625,7 @@
       <w:spacing w:after="0" w:line="240" w:lineRule="auto"/>
     </w:pPr>
     <w:rPr>
-      <w:rFonts w:asciiTheme="majorHAnsi" w:eastAsiaTheme="majorEastAsia" w:hAnsiTheme="majorHAnsi" w:cstheme="majorBidi"/>
+      <w:rFonts/>
       <w:color w:val="000000" w:themeColor="text1"/>
     </w:rPr>
     <w:tblPr>
@@ -6930,7 +6753,7 @@
       <w:spacing w:after="0" w:line="240" w:lineRule="auto"/>
     </w:pPr>
     <w:rPr>
-      <w:rFonts w:asciiTheme="majorHAnsi" w:eastAsiaTheme="majorEastAsia" w:hAnsiTheme="majorHAnsi" w:cstheme="majorBidi"/>
+      <w:rFonts/>
       <w:color w:val="000000" w:themeColor="text1"/>
     </w:rPr>
     <w:tblPr>
@@ -7058,7 +6881,7 @@
       <w:spacing w:after="0" w:line="240" w:lineRule="auto"/>
     </w:pPr>
     <w:rPr>
-      <w:rFonts w:asciiTheme="majorHAnsi" w:eastAsiaTheme="majorEastAsia" w:hAnsiTheme="majorHAnsi" w:cstheme="majorBidi"/>
+      <w:rFonts/>
       <w:color w:val="000000" w:themeColor="text1"/>
     </w:rPr>
     <w:tblPr>
@@ -7186,7 +7009,7 @@
       <w:spacing w:after="0" w:line="240" w:lineRule="auto"/>
     </w:pPr>
     <w:rPr>
-      <w:rFonts w:asciiTheme="majorHAnsi" w:eastAsiaTheme="majorEastAsia" w:hAnsiTheme="majorHAnsi" w:cstheme="majorBidi"/>
+      <w:rFonts/>
       <w:color w:val="000000" w:themeColor="text1"/>
     </w:rPr>
     <w:tblPr>
@@ -7314,7 +7137,7 @@
       <w:spacing w:after="0" w:line="240" w:lineRule="auto"/>
     </w:pPr>
     <w:rPr>
-      <w:rFonts w:asciiTheme="majorHAnsi" w:eastAsiaTheme="majorEastAsia" w:hAnsiTheme="majorHAnsi" w:cstheme="majorBidi"/>
+      <w:rFonts/>
       <w:color w:val="000000" w:themeColor="text1"/>
     </w:rPr>
     <w:tblPr>
@@ -7953,7 +7776,7 @@
       <w:spacing w:after="0" w:line="240" w:lineRule="auto"/>
     </w:pPr>
     <w:rPr>
-      <w:rFonts w:asciiTheme="majorHAnsi" w:eastAsiaTheme="majorEastAsia" w:hAnsiTheme="majorHAnsi" w:cstheme="majorBidi"/>
+      <w:rFonts/>
       <w:color w:val="000000" w:themeColor="text1"/>
     </w:rPr>
     <w:tblPr>
@@ -8078,7 +7901,7 @@
       <w:spacing w:after="0" w:line="240" w:lineRule="auto"/>
     </w:pPr>
     <w:rPr>
-      <w:rFonts w:asciiTheme="majorHAnsi" w:eastAsiaTheme="majorEastAsia" w:hAnsiTheme="majorHAnsi" w:cstheme="majorBidi"/>
+      <w:rFonts/>
       <w:color w:val="000000" w:themeColor="text1"/>
     </w:rPr>
     <w:tblPr>
@@ -8203,7 +8026,7 @@
       <w:spacing w:after="0" w:line="240" w:lineRule="auto"/>
     </w:pPr>
     <w:rPr>
-      <w:rFonts w:asciiTheme="majorHAnsi" w:eastAsiaTheme="majorEastAsia" w:hAnsiTheme="majorHAnsi" w:cstheme="majorBidi"/>
+      <w:rFonts/>
       <w:color w:val="000000" w:themeColor="text1"/>
     </w:rPr>
     <w:tblPr>
@@ -8328,7 +8151,7 @@
       <w:spacing w:after="0" w:line="240" w:lineRule="auto"/>
     </w:pPr>
     <w:rPr>
-      <w:rFonts w:asciiTheme="majorHAnsi" w:eastAsiaTheme="majorEastAsia" w:hAnsiTheme="majorHAnsi" w:cstheme="majorBidi"/>
+      <w:rFonts/>
       <w:color w:val="000000" w:themeColor="text1"/>
     </w:rPr>
     <w:tblPr>
@@ -8453,7 +8276,7 @@
       <w:spacing w:after="0" w:line="240" w:lineRule="auto"/>
     </w:pPr>
     <w:rPr>
-      <w:rFonts w:asciiTheme="majorHAnsi" w:eastAsiaTheme="majorEastAsia" w:hAnsiTheme="majorHAnsi" w:cstheme="majorBidi"/>
+      <w:rFonts/>
       <w:color w:val="000000" w:themeColor="text1"/>
     </w:rPr>
     <w:tblPr>
@@ -8578,7 +8401,7 @@
       <w:spacing w:after="0" w:line="240" w:lineRule="auto"/>
     </w:pPr>
     <w:rPr>
-      <w:rFonts w:asciiTheme="majorHAnsi" w:eastAsiaTheme="majorEastAsia" w:hAnsiTheme="majorHAnsi" w:cstheme="majorBidi"/>
+      <w:rFonts/>
       <w:color w:val="000000" w:themeColor="text1"/>
     </w:rPr>
     <w:tblPr>
@@ -8703,7 +8526,7 @@
       <w:spacing w:after="0" w:line="240" w:lineRule="auto"/>
     </w:pPr>
     <w:rPr>
-      <w:rFonts w:asciiTheme="majorHAnsi" w:eastAsiaTheme="majorEastAsia" w:hAnsiTheme="majorHAnsi" w:cstheme="majorBidi"/>
+      <w:rFonts/>
       <w:color w:val="000000" w:themeColor="text1"/>
     </w:rPr>
     <w:tblPr>

--- a/az/discovery-articles/4.7 DNT-nin quruluşu və molekulyar genetika.docx
+++ b/az/discovery-articles/4.7 DNT-nin quruluşu və molekulyar genetika.docx
@@ -32,7 +32,7 @@
         <w:rPr>
           <w:sz w:val="20"/>
         </w:rPr>
-        <w:t>Dövr: 1953-cü il (Uotson və Krikin ikiqat spiral modeli); əvvəlki əsaslar — Everinin 1944-cü il işi və Franklinin rentgen tədqiqatları | Əsas şəxslər: Ceyms Uotson, Frensis Krik; Rozalind Franklin (rentgen kristalloqrafiyası); Ervin Çarqaff; Osvald Everi</w:t>
+        <w:t>Dövr: 1953-cü il — Uotson və Krikin ikiqat spiral modeli; bu modelə zəmin yaratan işlər — Everinin qrupunun 1944-cü il tədqiqatı və Franklinin rentgen araşdırmaları | Əsas şəxslər: Ceyms Uotson və Frensis Krik; rentgen tədqiqatları ilə mühüm töhfə verən Rozalind Franklin; Ervin Çarqaff; Osvald Everi</w:t>
       </w:r>
     </w:p>
     <w:p>
@@ -40,7 +40,7 @@
         <w:widowControl/>
       </w:pPr>
       <w:r>
-        <w:t>Dezoksiribonuklein turşusu — DNT — genetik məlumatı daşıyan uzun molekuldur. Onun ikiqat spiral quruluşu bu məlumatın necə köçürüldüyünü izah etdi. 1953-cü ildə müəyyənləşdirilən quruluş molekulyar genetikaya yol açdı.</w:t>
+        <w:t>Dezoksiribonuklein turşusu — DNT — irsi məlumatı daşıyan uzun molekuldur. Onun ikiqat spiral quruluşunun müəyyənləşdirilməsi bu məlumatın necə köçürülə bildiyini anlamağa kömək etdi. 1953-cü ildə irəli sürülən model irsiyyətin molekulyar səviyyədə öyrənilməsində mühüm dönüş yaratdı.</w:t>
       </w:r>
     </w:p>
     <w:p>
@@ -58,7 +58,7 @@
         <w:widowControl/>
       </w:pPr>
       <w:r>
-        <w:t>Osvald Everinin qrupu 1944-cü ildə DNT-nin irsi məlumat daşıya bildiyini göstərdi.</w:t>
+        <w:t>Osvald Everi və həmkarları 1944-cü ildə DNT-nin irsi məlumat daşıdığını göstərən mühüm təcrübi dəlillər əldə etdilər.</w:t>
       </w:r>
     </w:p>
     <w:p>
@@ -67,7 +67,7 @@
         <w:widowControl/>
       </w:pPr>
       <w:r>
-        <w:t>Rozalind Franklin və Moris Uilkins həlledici rentgen məlumatları əldə etdilər.</w:t>
+        <w:t>Rozalind Franklin və Moris Uilkinsin rentgen tədqiqatları DNT-nin quruluşunu müəyyənləşdirmək üçün əsas məlumatları verdi.</w:t>
       </w:r>
     </w:p>
     <w:p>
@@ -76,7 +76,7 @@
         <w:widowControl/>
       </w:pPr>
       <w:r>
-        <w:t>Ceyms Uotson və Frensis Krik 1953-cü ildə ikiqat spiral modelini irəli sürdülər.</w:t>
+        <w:t>Ceyms Uotson və Frensis Krik 1953-cü ildə DNT-nin ikiqat spiral modelini irəli sürdülər.</w:t>
       </w:r>
     </w:p>
     <w:p>
@@ -85,7 +85,7 @@
         <w:widowControl/>
       </w:pPr>
       <w:r>
-        <w:t>Əsasların cütləşməsi — A–T və G–C — məlumatın dəqiq köçürülməsini izah edir.</w:t>
+        <w:t>DNT-də A-nın T ilə, G-nin isə C ilə cütləşməsi hər zəncirin digərinin yaranması üçün nümunə ola biləcəyini göstərdi.</w:t>
       </w:r>
     </w:p>
     <w:p>
@@ -94,7 +94,7 @@
         <w:widowControl/>
       </w:pPr>
       <w:r>
-        <w:t>Bu quruluş genləri mücərrəd amillərdən konkret kimyəvi obyektlərə çevirdi.</w:t>
+        <w:t>Bu kəşf genlərin kimyəvi quruluşunu və irsi məlumatın necə saxlandığını anlamağa yol açdı.</w:t>
       </w:r>
     </w:p>
     <w:p>
@@ -103,15 +103,7 @@
         <w:widowControl/>
       </w:pPr>
       <w:r>
-        <w:t>Bu nədir</w:t>
-      </w:r>
-    </w:p>
-    <w:p>
-      <w:pPr>
-        <w:widowControl/>
-      </w:pPr>
-      <w:r>
-        <w:t>DNT hüceyrələrdə olan, orqanizmin qurulması və fəaliyyəti üçün məlumat saxlayan uzun molekuldur. Onun forması ikiqat spiraldır: iki zəncir spiral pilləkən kimi bir-birinə dolanır. Pillələr kimyəvi «hərflərin» cütlərindən ibarətdir: A ilə T, G ilə C. Zəncirlər ayrıldıqda məlumat köçürülə bilir. Molekulyar genetika bu hərflərdəki məlumatın əlamətlərdə necə üzə çıxdığını öyrənir. Sadə dillə, DNT hüceyrənin surətini çıxara bildiyi yazılı təlimata bənzəyir.</w:t>
+        <w:t>Bu nədir?</w:t>
       </w:r>
     </w:p>
     <w:p>
@@ -120,15 +112,7 @@
         <w:widowControl/>
       </w:pPr>
       <w:r>
-        <w:t>Kim kəşf edib və ya yaradıb</w:t>
-      </w:r>
-    </w:p>
-    <w:p>
-      <w:pPr>
-        <w:widowControl/>
-      </w:pPr>
-      <w:r>
-        <w:t>Qreqor Mendel əlamətlərin ayrı-ayrı irsiyyət vahidləri ilə ötürüldüyünü göstərmişdi, lakin onları daşıyan maddəni bilmirdi. Osvald Everi, Kolin Makleod və Maklin Makkarti 1944-cü ildə bu maddənin DNT olduğunu irəli sürdülər. Herşi və Çeyz 1952-ci ildə dəlilləri gücləndirdilər. Rozalind Franklin və Reymond Qoslinqin rentgen şəkilləri, həmçinin Moris Uilkinsin laboratoriyasının işi quruluşun həndəsəsi barədə məlumat verdi. Kembricdə Ceyms Uotson və Frensis Krik 1953-cü ilin aprelində nəşr olunan modeli qurdular. Nailiyyət bir neçə tədqiqatçıya aiddir; Franklinin rolu uzun müddət lazımınca qiymətləndirilməmişdi.</w:t>
+        <w:t>DNT hüceyrələrdə irsi məlumatı saxlayan molekuldur. Orqanizmin inkişafı və fəaliyyəti üçün lazım olan məlumat onun quruluşunda kodlaşdırılıb.</w:t>
       </w:r>
     </w:p>
     <w:p>
@@ -137,15 +121,115 @@
         <w:widowControl/>
       </w:pPr>
       <w:r>
-        <w:t>Nə vaxt və necə yaranıb</w:t>
+        <w:t>DNT bir-birinə dolanmış iki zəncirdən ibarətdir. Onu burulmuş nərdivana bənzətmək olar. Nərdivanın pillələrini dörd növ kimyəvi hissənin — azotlu əsasların — cütləri təşkil edir. Bunlar adenin (A), timin (T), quanin (G) və sitozindir (C). A həmişə T ilə, G isə C ilə cütləşir.</w:t>
       </w:r>
     </w:p>
     <w:p>
       <w:pPr>
+        <w:pStyle w:val="Heading1"/>
         <w:widowControl/>
       </w:pPr>
       <w:r>
-        <w:t>Kəşf müharibədən sonra həyatın sirrinə yönələn fizik və bioloqların kiçik elmi çevrəsində baş verdi. Əsas üsul kristallardan rentgen şüalarının səpilməsinə əsaslanan rentgen kristalloqrafiyası idi. Çarqaffın müəyyən əsasların miqdarca bərabər olması barədə qaydaları və digər laboratoriyalarla rəqabət zəmin yaratdı. Nature jurnalında biologiyanın dilini dəyişən bir səhifəlik məqalə dərc olundu.</w:t>
+        <w:t>Zəncirlər bir-birindən ayrıldıqda hər biri qarşı tərəfdə yeni zəncirin qurulması üçün nümunə ola bilir. Beləcə, irsi məlumatın surəti yaranır.</w:t>
+      </w:r>
+    </w:p>
+    <w:p>
+      <w:pPr>
+        <w:pStyle w:val="Heading1"/>
+        <w:widowControl/>
+      </w:pPr>
+      <w:r>
+        <w:t>Molekulyar genetika bu məlumatın necə saxlandığını, ötürüldüyünü və orqanizmin əlamətlərində necə üzə çıxdığını öyrənir. Sadə dillə desək, DNT hüceyrənin oxuya və surətini çıxara bildiyi təlimatlar toplusuna bənzəyir.</w:t>
+      </w:r>
+    </w:p>
+    <w:p>
+      <w:pPr>
+        <w:pStyle w:val="Heading1"/>
+        <w:widowControl/>
+      </w:pPr>
+      <w:r>
+        <w:t>Kim kəşf edib?</w:t>
+      </w:r>
+    </w:p>
+    <w:p>
+      <w:pPr>
+        <w:pStyle w:val="Heading1"/>
+        <w:widowControl/>
+      </w:pPr>
+      <w:r>
+        <w:t>DNT-nin irsiyyətdəki rolunun və quruluşunun müəyyənləşdirilməsi bir neçə nəslin elmi əməyinin nəticəsidir.</w:t>
+      </w:r>
+    </w:p>
+    <w:p>
+      <w:pPr>
+        <w:pStyle w:val="Heading1"/>
+        <w:widowControl/>
+      </w:pPr>
+      <w:r>
+        <w:t>Qreqor Mendel əlamətlərin ayrı-ayrı irsiyyət vahidləri vasitəsilə ötürüldüyünü göstərmişdi. Lakin həmin vahidlərin hansı maddə ilə bağlı olduğunu bilmirdi. Osvald Everi, Kolin Makleod və Maklin Makkarti 1944-cü ildə bakteriyalar üzərində apardıqları təcrübələrlə DNT-nin irsi məlumatın daşıyıcısı olduğuna dair mühüm dəlillər əldə etdilər. Herşi və Çeyzin 1952-ci il təcrübələri bu qənaəti daha da gücləndirdi.</w:t>
+      </w:r>
+    </w:p>
+    <w:p>
+      <w:pPr>
+        <w:pStyle w:val="Heading1"/>
+        <w:widowControl/>
+      </w:pPr>
+      <w:r>
+        <w:t>Rozalind Franklin və Reymond Qoslinqin rentgen tədqiqatları, eləcə də Moris Uilkins və həmkarlarının işi DNT molekulunun forması və ölçüləri haqqında məlumat verdi. Ervin Çarqaffın əsasların miqdarı barədə müəyyənləşdirdiyi qanunauyğunluqlar da modelin qurulmasında mühüm rol oynadı.</w:t>
+      </w:r>
+    </w:p>
+    <w:p>
+      <w:pPr>
+        <w:pStyle w:val="Heading1"/>
+        <w:widowControl/>
+      </w:pPr>
+      <w:r>
+        <w:t>Kembricdə çalışan Ceyms Uotson və Frensis Krik bu məlumatlardan yararlanaraq ikiqat spiral modelini hazırladılar. Model 1953-cü ilin aprelində dərc olundu. Bu nailiyyətdə bir neçə tədqiqatçının payı vardı; Franklinin töhfəsi isə uzun müddət layiq olduğu qədər qiymətləndirilmədi.</w:t>
+      </w:r>
+    </w:p>
+    <w:p>
+      <w:pPr>
+        <w:pStyle w:val="Heading1"/>
+        <w:widowControl/>
+      </w:pPr>
+      <w:r>
+        <w:t>Nə vaxt və necə müəyyənləşdirilib?</w:t>
+      </w:r>
+    </w:p>
+    <w:p>
+      <w:pPr>
+        <w:pStyle w:val="Heading1"/>
+        <w:widowControl/>
+      </w:pPr>
+      <w:r>
+        <w:t>İkinci Dünya müharibəsindən sonra fiziklər və bioloqlar canlıların quruluşunu molekulyar səviyyədə anlamağa daha çox maraq göstərirdilər. DNT-nin quruluşunu tapmaq bu araşdırmaların əsas məsələlərindən birinə çevrildi.</w:t>
+      </w:r>
+    </w:p>
+    <w:p>
+      <w:pPr>
+        <w:pStyle w:val="Heading1"/>
+        <w:widowControl/>
+      </w:pPr>
+      <w:r>
+        <w:t>Mühüm üsullardan biri rentgen difraksiyası idi. DNT nümunəsindən keçən rentgen şüalarının yaratdığı naxışlara baxaraq molekulun quruluşu haqqında nəticə çıxarmaq mümkün olurdu.</w:t>
+      </w:r>
+    </w:p>
+    <w:p>
+      <w:pPr>
+        <w:pStyle w:val="Heading1"/>
+        <w:widowControl/>
+      </w:pPr>
+      <w:r>
+        <w:t>Çarqaffın müşahidələri başqa bir ipucu verdi: DNT-də adeninin miqdarı timinin, quaninin miqdarı isə sitozinin miqdarına təxminən bərabər idi. Müxtəlif laboratoriyalar arasındakı elmi rəqabət də araşdırmaları sürətləndirirdi.</w:t>
+      </w:r>
+    </w:p>
+    <w:p>
+      <w:pPr>
+        <w:pStyle w:val="Heading1"/>
+        <w:widowControl/>
+      </w:pPr>
+      <w:r>
+        <w:t>Uotson və Krikin modeli haqqında qısa məqalə 25 aprel 1953-cü ildə Nature jurnalında dərc olundu. Model həm mövcud məlumatları birləşdirirdi, həm də irsi məlumatın necə köçürülə biləcəyinə dair izah təklif edirdi. ABŞ Milli İnsan Genomu Tədqiqat İnstitutunun tarixi icmalı</w:t>
       </w:r>
     </w:p>
     <w:p>
@@ -159,10 +243,29 @@
     </w:p>
     <w:p>
       <w:pPr>
+        <w:pStyle w:val="Heading1"/>
         <w:widowControl/>
       </w:pPr>
       <w:r>
-        <w:t>Spiral quruluş replikasiyanı — DNT-nin surətinin yaranmasını — izah etdi: hər zəncir yeni qarşı zəncir üçün qəlib olur. Buna görə irsi məlumat dəqiq ötürülə, eyni zamanda bir hərf dəyişəndə dəyişkənlik yarana bilir. Genlər sirli zərrəciklər deyil, ardıcıllıqlar kimi başa düşüldü. Tibb, təkamül tədqiqatları və məhkəmə ekspertizası ümumi kimyəvi əsas qazandı. Çox az quruluş bu qədər suala birdən aydınlıq gətirib.</w:t>
+        <w:t>İkiqat spiral modeli DNT-nin surətinin yaranmasının — replikasiyanın — necə mümkün olduğunu göstərdi. Hər zəncirdəki əsasların ardıcıllığı yeni zəncirin hansı ardıcıllıqla qurulacağını müəyyənləşdirə bilərdi. Prosesin təfərrüatları isə sonrakı tədqiqatlarla aydınlaşdırıldı.</w:t>
+      </w:r>
+    </w:p>
+    <w:p>
+      <w:pPr>
+        <w:pStyle w:val="Heading1"/>
+        <w:widowControl/>
+      </w:pPr>
+      <w:r>
+        <w:t>Bu quruluş həm irsi məlumatın qorunmasını, həm də dəyişməsini anlamağa kömək etdi. Məlumat yüksək dəqiqliklə köçürülür, lakin ardıcıllıqda baş verən dəyişikliklər irsi müxtəliflik yarada bilər.</w:t>
+      </w:r>
+    </w:p>
+    <w:p>
+      <w:pPr>
+        <w:pStyle w:val="Heading1"/>
+        <w:widowControl/>
+      </w:pPr>
+      <w:r>
+        <w:t>Genləri yalnız əlamətlərin ötürülməsini izah edən anlayış kimi deyil, DNT-nin müəyyən hissələri kimi araşdırmaq mümkün oldu. Tibb, təkamül tədqiqatları və məhkəmə ekspertizası üçün ortaq molekulyar əsas formalaşdı. Bir molekulun quruluşunun anlaşılması bir-birindən fərqli görünən çoxlu suala yeni cavab yolları açdı.</w:t>
       </w:r>
     </w:p>
     <w:p>
@@ -176,10 +279,11 @@
     </w:p>
     <w:p>
       <w:pPr>
+        <w:pStyle w:val="Heading1"/>
         <w:widowControl/>
       </w:pPr>
       <w:r>
-        <w:t>Genetik kodun öyrənilməsi, müxtəlif mənbələrdən DNT hissələrinin birləşdirilməsi olan rekombinant DNT, ardıcıllığın oxunması və CRISPR texnologiyası bu inkişafın davamıdır. CRISPR qısa palindrom təkrarlarının müntəzəm aralıqlarla qruplaşdığı DNT sahələrinin beynəlxalq qısaltmasıdır. Franklinin şəkilləri elmə verilən əməyin necə qiymətləndirilməsi barədə də dərsdir. Molekulyar biologiya biotexnologiya, genetik testlər və ardıcıllıqlardan təkamül ağaclarının qurulması kimi sahələri əhatə edən sənayeyə çevrildi. Dərsliklər hələ də spiraldan başlayır: o həm elmi fakt, həm də rəmzdir.</w:t>
+        <w:t>Genetik kodun öyrənilməsi, müxtəlif mənbələrdən götürülmüş DNT hissələrinin birləşdirilməsi və DNT ardıcıllığının oxunması bu inkişafın sonrakı mərhələləri oldu. Müxtəlif DNT hissələrinin birləşdirilməsi ilə alınan molekula rekombinant DNT deyilir.</w:t>
       </w:r>
     </w:p>
     <w:p>
@@ -188,15 +292,61 @@
         <w:widowControl/>
       </w:pPr>
       <w:r>
-        <w:t>İnsan həyatını necə dəyişib</w:t>
+        <w:t>Daha sonralar CRISPR əsasında genetik redaktə üsulları yarandı. CRISPR adı müəyyən aralıqlarla yerləşən qısa, təkrarlanan DNT ardıcıllıqlarını bildirən ingiliscə ifadənin qısaltmasıdır. Bu ardıcıllıqlarla əlaqəli müdafiə mexanizmlərinin öyrənilməsi DNT-də məqsədli dəyişiklik etməyə imkan verən vasitələrin hazırlanmasına gətirdi.</w:t>
       </w:r>
     </w:p>
     <w:p>
       <w:pPr>
+        <w:pStyle w:val="Heading1"/>
         <w:widowControl/>
       </w:pPr>
       <w:r>
-        <w:t>İnsanlar atalıq testləri, xərçəngin genetik əsaslarını öyrənmək və irsi xəstəliklərə diaqnoz qoymaq imkanları qazandılar. Bununla yanaşı, şəxsi məlumatların qorunması, genetik dəyişikliklər və bu imkanlara qeyri-bərabər çıxış barədə etik suallar yarandı. Cəmiyyət bəzən həddən artıq sadələşdirərək «filan əlamətin geni» haqqında danışmağa başladı. Bununla belə, DNT-ni anlamaq canlıları daha yaxşı başa düşməyə imkan verdi. O, həyat haqqında bugünkü təsəvvürümüzün təməl daşlarından biridir.</w:t>
+        <w:t>Molekulyar biologiya biotexnologiyanın və genetik testlərin inkişafına zəmin yaratdı. DNT ardıcıllıqlarını müqayisə etməklə canlıların qohumluq əlaqələrini araşdırmaq və təkamül ağacları qurmaq mümkün oldu.</w:t>
+      </w:r>
+    </w:p>
+    <w:p>
+      <w:pPr>
+        <w:pStyle w:val="Heading1"/>
+        <w:widowControl/>
+      </w:pPr>
+      <w:r>
+        <w:t>Franklinin tədqiqatlarının tarixi isə elmi əməyin necə qiymətləndirilməsi barədə mühüm suallar doğurdu. İkiqat spiral bu gün həm dərsliklərdə öyrədilən molekulyar quruluş, həm də genetikanın tanınan rəmzidir.</w:t>
+      </w:r>
+    </w:p>
+    <w:p>
+      <w:pPr>
+        <w:pStyle w:val="Heading1"/>
+        <w:widowControl/>
+      </w:pPr>
+      <w:r>
+        <w:t>İnsan həyatını necə dəyişib?</w:t>
+      </w:r>
+    </w:p>
+    <w:p>
+      <w:pPr>
+        <w:pStyle w:val="Heading1"/>
+        <w:widowControl/>
+      </w:pPr>
+      <w:r>
+        <w:t>DNT haqqında biliklər atalıq testlərini, irsi xəstəliklərin diaqnostikasını və xərçəngin genetik əsaslarının araşdırılmasını mümkün etdi. Bununla yanaşı, genetik məlumatların məxfiliyi, genlərə müdaxilənin sərhədləri və yeni imkanlardan kimin yararlana bilməsi barədə etik suallar ortaya çıxdı.</w:t>
+      </w:r>
+    </w:p>
+    <w:p>
+      <w:pPr>
+        <w:pStyle w:val="Heading1"/>
+        <w:widowControl/>
+      </w:pPr>
+      <w:r>
+        <w:t>Gündəlik danışıqda bəzən mürəkkəb əlamətlər bir genlə izah edilir: «bu xüsusiyyətin geni» kimi ifadələr işlədilir. Halbuki bir çox əlamətin formalaşmasında çoxsaylı genlər və ətraf mühit birlikdə rol oynayır.</w:t>
+      </w:r>
+    </w:p>
+    <w:p>
+      <w:pPr>
+        <w:pStyle w:val="Heading1"/>
+        <w:widowControl/>
+      </w:pPr>
+      <w:r>
+        <w:t>DNT-nin öyrənilməsi canlıların necə inkişaf etdiyini, irsi xüsusiyyətlərin necə ötürüldüyünü və həyatın necə dəyişdiyini daha yaxşı anlamağa imkan verdi. İkiqat spiralın kəşfi həyat haqqında müasir elmi təsəvvürümüzün əsaslarından biridir.</w:t>
       </w:r>
     </w:p>
     <w:p>
@@ -217,7 +367,7 @@
         <w:rPr>
           <w:sz w:val="20"/>
         </w:rPr>
-        <w:t>B Rəy verilmiş məqalələr və orijinal elmi işlər</w:t>
+        <w:t>Rəy verilmiş məqalələr və orijinal elmi işlər</w:t>
       </w:r>
     </w:p>
     <w:p>
@@ -264,7 +414,7 @@
         <w:rPr>
           <w:sz w:val="20"/>
         </w:rPr>
-        <w:t>C Qurumların materialları və ensiklopedik mənbələr</w:t>
+        <w:t>Qurumların materialları və ensiklopedik mənbələr</w:t>
       </w:r>
     </w:p>
     <w:p>
@@ -324,7 +474,7 @@
         <w:rPr>
           <w:sz w:val="20"/>
         </w:rPr>
-        <w:t>G Kosmik agentliklər laboratoriyalar və elmi təşkilatlar</w:t>
+        <w:t>Kosmik agentliklər laboratoriyalar və elmi təşkilatlar</w:t>
       </w:r>
     </w:p>
     <w:p>
